--- a/DOC-006 - Product Capabilities Map - v0.2.docx
+++ b/DOC-006 - Product Capabilities Map - v0.2.docx
@@ -556,31 +556,7 @@
         <w:jc w:val="both"/>
       </w:pPr>
       <w:r>
-        <w:rPr>
-          <w:b/>
-          <w:bCs/>
-        </w:rPr>
-        <w:t xml:space="preserve">Alterações nesta versão:</w:t>
-      </w:r>
-      <w:r>
-        <w:t xml:space="preserve"> CAP-033 recebe distinção explícita entre capacidade estrutural (MVP) e conteúdo regulatório (não carregado sem validação); CAP-030/031/032 recebem a mesma ressalva; CAP-037 recebe o princípio de estado de referência (PP-13); CAP-054 harmonizado como "A validar" sem nível presumido; </w:t>
-      </w:r>
-      <w:r>
-        <w:rPr>
-          <w:b/>
-          <w:bCs/>
-        </w:rPr>
-        <w:t xml:space="preserve">consolidação por classe corrigida</w:t>
-      </w:r>
-      <w:r>
-        <w:t xml:space="preserve"> (a v0.1 declarava 77 capacidades e 43 MVP; a contagem real do catálogo é 79 e 50). </w:t>
-      </w:r>
-      <w:r>
-        <w:rPr>
-          <w:b/>
-          <w:bCs/>
-        </w:rPr>
-        <w:t xml:space="preserve">Nenhuma capacidade foi criada, removida ou reclassificada nesta revisão.</w:t>
+        <w:t>Alterações nesta versão: CAP-033 recebe distinção explícita entre capacidade estrutural (MVP) e conteúdo regulatório (não carregado sem validação); CAP-030/031/032 recebem a mesma ressalva; CAP-037 recebe o princípio de estado de referência (PP-13); CAP-054 harmonizado como "A validar" sem nível presumido; consolidação por classe corrigida (a v0.1 declarava a consolidação 77/43; a contagem real do catálogo é 79/50). Nenhuma capacidade foi criada, removida ou reclassificada nesta revisão.</w:t>
       </w:r>
     </w:p>
     <w:p>
@@ -14545,7 +14521,7 @@
         <w:spacing w:after="40"/>
       </w:pPr>
       <w:r>
-        <w:t xml:space="preserve">CAP-035 depende da distinção Regra A / Regra B (DOC-001 §5.3) e de validação jurídica.</w:t>
+        <w:t>CAP-035 depende da distinção Regra A / Regra B (DOC-001 §5.3) e de validação jurídica complementar para normas estaduais, municipais, setoriais, contratuais ou situações de uso restrito (OQ-021 reformulada).</w:t>
       </w:r>
     </w:p>
     <w:p>

--- a/DOC-006 - Product Capabilities Map - v0.2.docx
+++ b/DOC-006 - Product Capabilities Map - v0.2.docx
@@ -196,15 +196,8 @@
             </w:tcMar>
           </w:tcPr>
           <w:p>
-            <w:pPr>
-              <w:spacing w:after="20" w:before="20"/>
-            </w:pPr>
-            <w:r>
-              <w:rPr>
-                <w:b/>
-                <w:bCs/>
-              </w:rPr>
-              <w:t xml:space="preserve">0.2 DRAFT</w:t>
+            <w:r>
+              <w:t>v0.2 — APPROVED</w:t>
             </w:r>
           </w:p>
         </w:tc>
@@ -356,15 +349,8 @@
             </w:tcMar>
           </w:tcPr>
           <w:p>
-            <w:pPr>
-              <w:spacing w:after="20" w:before="20"/>
-            </w:pPr>
-            <w:r>
-              <w:rPr>
-                <w:b/>
-                <w:bCs/>
-              </w:rPr>
-              <w:t xml:space="preserve">Services.NET Phase 1 Audit — Approved</w:t>
+            <w:r>
+              <w:t>Services.NET Phase 1 Audit — Approved; Services.NET segunda revisão formal da Fase 1 v0.2</w:t>
             </w:r>
           </w:p>
         </w:tc>
@@ -468,15 +454,8 @@
             </w:tcMar>
           </w:tcPr>
           <w:p>
-            <w:pPr>
-              <w:spacing w:after="20" w:before="20"/>
-            </w:pPr>
-            <w:r>
-              <w:rPr>
-                <w:b/>
-                <w:bCs/>
-              </w:rPr>
-              <w:t xml:space="preserve">Aguardando segunda revisão formal da Services.NET</w:t>
+            <w:r>
+              <w:t>APPROVED WITH OPEN ACTIONS — Fase 1 v0.2 aprovada formalmente pela Services.NET em 22/09/2026. A Fase 2 não foi iniciada.</w:t>
             </w:r>
           </w:p>
         </w:tc>
